--- a/preparations/Code_mips_TESV_RAIY.docx
+++ b/preparations/Code_mips_TESV_RAIY.docx
@@ -41,8 +41,18 @@
           <w:sz w:val="22"/>
           <w:szCs w:val="22"/>
         </w:rPr>
-        <w:t xml:space="preserve"> imem.vhd</w:t>
+        <w:t xml:space="preserve"> </w:t>
       </w:r>
+      <w:proofErr w:type="spellStart"/>
+      <w:r>
+        <w:rPr>
+          <w:b/>
+          <w:sz w:val="22"/>
+          <w:szCs w:val="22"/>
+        </w:rPr>
+        <w:t>imem.vhd</w:t>
+      </w:r>
+      <w:proofErr w:type="spellEnd"/>
     </w:p>
     <w:tbl>
       <w:tblPr>
@@ -138,11 +148,19 @@
               </w:rPr>
               <w:t>(</w:t>
             </w:r>
-            <w:r>
-              <w:rPr>
-                <w:szCs w:val="24"/>
-              </w:rPr>
-              <w:t>contenu de</w:t>
+            <w:proofErr w:type="gramStart"/>
+            <w:r>
+              <w:rPr>
+                <w:szCs w:val="24"/>
+              </w:rPr>
+              <w:t>contenu</w:t>
+            </w:r>
+            <w:proofErr w:type="gramEnd"/>
+            <w:r>
+              <w:rPr>
+                <w:szCs w:val="24"/>
+              </w:rPr>
+              <w:t xml:space="preserve"> de</w:t>
             </w:r>
             <w:r>
               <w:rPr>
@@ -156,11 +174,19 @@
               </w:rPr>
               <w:t>s (</w:t>
             </w:r>
-            <w:r>
-              <w:rPr>
-                <w:szCs w:val="24"/>
-              </w:rPr>
-              <w:t>imem.vhd)</w:t>
+            <w:proofErr w:type="spellStart"/>
+            <w:r>
+              <w:rPr>
+                <w:szCs w:val="24"/>
+              </w:rPr>
+              <w:t>imem.vhd</w:t>
+            </w:r>
+            <w:proofErr w:type="spellEnd"/>
+            <w:r>
+              <w:rPr>
+                <w:szCs w:val="24"/>
+              </w:rPr>
+              <w:t>)</w:t>
             </w:r>
           </w:p>
         </w:tc>
@@ -243,24 +269,25 @@
                 <w:szCs w:val="24"/>
                 <w:lang w:val="en-CA"/>
               </w:rPr>
-              <w:t xml:space="preserve">main:   addi $3, $0, 1    </w:t>
-            </w:r>
-          </w:p>
-          <w:p>
-            <w:pPr>
+              <w:t xml:space="preserve">main:   </w:t>
+            </w:r>
+            <w:proofErr w:type="spellStart"/>
+            <w:r>
               <w:rPr>
                 <w:rFonts w:ascii="Consolas" w:hAnsi="Consolas"/>
                 <w:szCs w:val="24"/>
                 <w:lang w:val="en-CA"/>
               </w:rPr>
-            </w:pPr>
+              <w:t>addi</w:t>
+            </w:r>
+            <w:proofErr w:type="spellEnd"/>
             <w:r>
               <w:rPr>
                 <w:rFonts w:ascii="Consolas" w:hAnsi="Consolas"/>
                 <w:szCs w:val="24"/>
                 <w:lang w:val="en-CA"/>
               </w:rPr>
-              <w:t xml:space="preserve">        addi $7, $3, 11         </w:t>
+              <w:t xml:space="preserve"> $3, $0, 1    </w:t>
             </w:r>
           </w:p>
           <w:p>
@@ -277,24 +304,25 @@
                 <w:szCs w:val="24"/>
                 <w:lang w:val="en-CA"/>
               </w:rPr>
-              <w:t xml:space="preserve">        and  $2, $3, $7 </w:t>
-            </w:r>
-          </w:p>
-          <w:p>
-            <w:pPr>
+              <w:t xml:space="preserve">        </w:t>
+            </w:r>
+            <w:proofErr w:type="spellStart"/>
+            <w:r>
               <w:rPr>
                 <w:rFonts w:ascii="Consolas" w:hAnsi="Consolas"/>
                 <w:szCs w:val="24"/>
                 <w:lang w:val="en-CA"/>
               </w:rPr>
-            </w:pPr>
+              <w:t>addi</w:t>
+            </w:r>
+            <w:proofErr w:type="spellEnd"/>
             <w:r>
               <w:rPr>
                 <w:rFonts w:ascii="Consolas" w:hAnsi="Consolas"/>
                 <w:szCs w:val="24"/>
                 <w:lang w:val="en-CA"/>
               </w:rPr>
-              <w:t xml:space="preserve">        sw   $7, 8192($2)</w:t>
+              <w:t xml:space="preserve"> $7, $3, 11         </w:t>
             </w:r>
           </w:p>
           <w:p>
@@ -311,24 +339,25 @@
                 <w:szCs w:val="24"/>
                 <w:lang w:val="en-CA"/>
               </w:rPr>
-              <w:t xml:space="preserve">        add  $5, $2, $3 </w:t>
-            </w:r>
-          </w:p>
-          <w:p>
-            <w:pPr>
+              <w:t xml:space="preserve">        </w:t>
+            </w:r>
+            <w:proofErr w:type="gramStart"/>
+            <w:r>
               <w:rPr>
                 <w:rFonts w:ascii="Consolas" w:hAnsi="Consolas"/>
                 <w:szCs w:val="24"/>
                 <w:lang w:val="en-CA"/>
               </w:rPr>
-            </w:pPr>
+              <w:t>and  $</w:t>
+            </w:r>
+            <w:proofErr w:type="gramEnd"/>
             <w:r>
               <w:rPr>
                 <w:rFonts w:ascii="Consolas" w:hAnsi="Consolas"/>
                 <w:szCs w:val="24"/>
                 <w:lang w:val="en-CA"/>
               </w:rPr>
-              <w:t xml:space="preserve">        lw   $2, 8191($5)    </w:t>
+              <w:t xml:space="preserve">2, $3, $7 </w:t>
             </w:r>
           </w:p>
           <w:p>
@@ -345,24 +374,25 @@
                 <w:szCs w:val="24"/>
                 <w:lang w:val="en-CA"/>
               </w:rPr>
-              <w:t xml:space="preserve"> To :   beq  $2, $3, next</w:t>
-            </w:r>
-          </w:p>
-          <w:p>
-            <w:pPr>
+              <w:t xml:space="preserve">        </w:t>
+            </w:r>
+            <w:proofErr w:type="spellStart"/>
+            <w:r>
               <w:rPr>
                 <w:rFonts w:ascii="Consolas" w:hAnsi="Consolas"/>
                 <w:szCs w:val="24"/>
                 <w:lang w:val="en-CA"/>
               </w:rPr>
-            </w:pPr>
+              <w:t>sw</w:t>
+            </w:r>
+            <w:proofErr w:type="spellEnd"/>
             <w:r>
               <w:rPr>
                 <w:rFonts w:ascii="Consolas" w:hAnsi="Consolas"/>
                 <w:szCs w:val="24"/>
                 <w:lang w:val="en-CA"/>
               </w:rPr>
-              <w:t xml:space="preserve">        addi $3, $3, 11   </w:t>
+              <w:t xml:space="preserve">   $7, 8192($2)</w:t>
             </w:r>
           </w:p>
           <w:p>
@@ -379,6 +409,164 @@
                 <w:szCs w:val="24"/>
                 <w:lang w:val="en-CA"/>
               </w:rPr>
+              <w:t xml:space="preserve">        </w:t>
+            </w:r>
+            <w:proofErr w:type="gramStart"/>
+            <w:r>
+              <w:rPr>
+                <w:rFonts w:ascii="Consolas" w:hAnsi="Consolas"/>
+                <w:szCs w:val="24"/>
+                <w:lang w:val="en-CA"/>
+              </w:rPr>
+              <w:t>add  $</w:t>
+            </w:r>
+            <w:proofErr w:type="gramEnd"/>
+            <w:r>
+              <w:rPr>
+                <w:rFonts w:ascii="Consolas" w:hAnsi="Consolas"/>
+                <w:szCs w:val="24"/>
+                <w:lang w:val="en-CA"/>
+              </w:rPr>
+              <w:t xml:space="preserve">5, $2, $3 </w:t>
+            </w:r>
+          </w:p>
+          <w:p>
+            <w:pPr>
+              <w:rPr>
+                <w:rFonts w:ascii="Consolas" w:hAnsi="Consolas"/>
+                <w:szCs w:val="24"/>
+                <w:lang w:val="en-CA"/>
+              </w:rPr>
+            </w:pPr>
+            <w:r>
+              <w:rPr>
+                <w:rFonts w:ascii="Consolas" w:hAnsi="Consolas"/>
+                <w:szCs w:val="24"/>
+                <w:lang w:val="en-CA"/>
+              </w:rPr>
+              <w:t xml:space="preserve">        </w:t>
+            </w:r>
+            <w:proofErr w:type="spellStart"/>
+            <w:r>
+              <w:rPr>
+                <w:rFonts w:ascii="Consolas" w:hAnsi="Consolas"/>
+                <w:szCs w:val="24"/>
+                <w:lang w:val="en-CA"/>
+              </w:rPr>
+              <w:t>lw</w:t>
+            </w:r>
+            <w:proofErr w:type="spellEnd"/>
+            <w:r>
+              <w:rPr>
+                <w:rFonts w:ascii="Consolas" w:hAnsi="Consolas"/>
+                <w:szCs w:val="24"/>
+                <w:lang w:val="en-CA"/>
+              </w:rPr>
+              <w:t xml:space="preserve">   $2, 8191($5)    </w:t>
+            </w:r>
+          </w:p>
+          <w:p>
+            <w:pPr>
+              <w:rPr>
+                <w:rFonts w:ascii="Consolas" w:hAnsi="Consolas"/>
+                <w:szCs w:val="24"/>
+                <w:lang w:val="en-CA"/>
+              </w:rPr>
+            </w:pPr>
+            <w:r>
+              <w:rPr>
+                <w:rFonts w:ascii="Consolas" w:hAnsi="Consolas"/>
+                <w:szCs w:val="24"/>
+                <w:lang w:val="en-CA"/>
+              </w:rPr>
+              <w:t xml:space="preserve"> </w:t>
+            </w:r>
+            <w:proofErr w:type="gramStart"/>
+            <w:r>
+              <w:rPr>
+                <w:rFonts w:ascii="Consolas" w:hAnsi="Consolas"/>
+                <w:szCs w:val="24"/>
+                <w:lang w:val="en-CA"/>
+              </w:rPr>
+              <w:t>To :</w:t>
+            </w:r>
+            <w:proofErr w:type="gramEnd"/>
+            <w:r>
+              <w:rPr>
+                <w:rFonts w:ascii="Consolas" w:hAnsi="Consolas"/>
+                <w:szCs w:val="24"/>
+                <w:lang w:val="en-CA"/>
+              </w:rPr>
+              <w:t xml:space="preserve">   </w:t>
+            </w:r>
+            <w:proofErr w:type="spellStart"/>
+            <w:r>
+              <w:rPr>
+                <w:rFonts w:ascii="Consolas" w:hAnsi="Consolas"/>
+                <w:szCs w:val="24"/>
+                <w:lang w:val="en-CA"/>
+              </w:rPr>
+              <w:t>beq</w:t>
+            </w:r>
+            <w:proofErr w:type="spellEnd"/>
+            <w:r>
+              <w:rPr>
+                <w:rFonts w:ascii="Consolas" w:hAnsi="Consolas"/>
+                <w:szCs w:val="24"/>
+                <w:lang w:val="en-CA"/>
+              </w:rPr>
+              <w:t xml:space="preserve">  $2, $3, next</w:t>
+            </w:r>
+          </w:p>
+          <w:p>
+            <w:pPr>
+              <w:rPr>
+                <w:rFonts w:ascii="Consolas" w:hAnsi="Consolas"/>
+                <w:szCs w:val="24"/>
+                <w:lang w:val="en-CA"/>
+              </w:rPr>
+            </w:pPr>
+            <w:r>
+              <w:rPr>
+                <w:rFonts w:ascii="Consolas" w:hAnsi="Consolas"/>
+                <w:szCs w:val="24"/>
+                <w:lang w:val="en-CA"/>
+              </w:rPr>
+              <w:t xml:space="preserve">        </w:t>
+            </w:r>
+            <w:proofErr w:type="spellStart"/>
+            <w:r>
+              <w:rPr>
+                <w:rFonts w:ascii="Consolas" w:hAnsi="Consolas"/>
+                <w:szCs w:val="24"/>
+                <w:lang w:val="en-CA"/>
+              </w:rPr>
+              <w:t>addi</w:t>
+            </w:r>
+            <w:proofErr w:type="spellEnd"/>
+            <w:r>
+              <w:rPr>
+                <w:rFonts w:ascii="Consolas" w:hAnsi="Consolas"/>
+                <w:szCs w:val="24"/>
+                <w:lang w:val="en-CA"/>
+              </w:rPr>
+              <w:t xml:space="preserve"> $3, $3, 11   </w:t>
+            </w:r>
+          </w:p>
+          <w:p>
+            <w:pPr>
+              <w:rPr>
+                <w:rFonts w:ascii="Consolas" w:hAnsi="Consolas"/>
+                <w:szCs w:val="24"/>
+                <w:lang w:val="en-CA"/>
+              </w:rPr>
+            </w:pPr>
+            <w:r>
+              <w:rPr>
+                <w:rFonts w:ascii="Consolas" w:hAnsi="Consolas"/>
+                <w:szCs w:val="24"/>
+                <w:lang w:val="en-CA"/>
+              </w:rPr>
               <w:t xml:space="preserve">         j    To   </w:t>
             </w:r>
           </w:p>
@@ -396,74 +584,176 @@
                 <w:szCs w:val="24"/>
                 <w:lang w:val="en-CA"/>
               </w:rPr>
-              <w:t xml:space="preserve">next:   slt  $4, $5, $7  </w:t>
-            </w:r>
-          </w:p>
-          <w:p>
-            <w:pPr>
+              <w:t xml:space="preserve">next:   </w:t>
+            </w:r>
+            <w:proofErr w:type="spellStart"/>
+            <w:proofErr w:type="gramStart"/>
+            <w:r>
               <w:rPr>
                 <w:rFonts w:ascii="Consolas" w:hAnsi="Consolas"/>
                 <w:szCs w:val="24"/>
                 <w:lang w:val="en-CA"/>
               </w:rPr>
-            </w:pPr>
+              <w:t>slt</w:t>
+            </w:r>
+            <w:proofErr w:type="spellEnd"/>
             <w:r>
               <w:rPr>
                 <w:rFonts w:ascii="Consolas" w:hAnsi="Consolas"/>
                 <w:szCs w:val="24"/>
                 <w:lang w:val="en-CA"/>
               </w:rPr>
-              <w:t xml:space="preserve">        beq  $4, $2, around </w:t>
-            </w:r>
-          </w:p>
-          <w:p>
-            <w:pPr>
+              <w:t xml:space="preserve">  $</w:t>
+            </w:r>
+            <w:proofErr w:type="gramEnd"/>
+            <w:r>
               <w:rPr>
                 <w:rFonts w:ascii="Consolas" w:hAnsi="Consolas"/>
                 <w:szCs w:val="24"/>
                 <w:lang w:val="en-CA"/>
               </w:rPr>
-            </w:pPr>
-            <w:r>
+              <w:t xml:space="preserve">4, $5, $7  </w:t>
+            </w:r>
+          </w:p>
+          <w:p>
+            <w:pPr>
               <w:rPr>
                 <w:rFonts w:ascii="Consolas" w:hAnsi="Consolas"/>
                 <w:szCs w:val="24"/>
                 <w:lang w:val="en-CA"/>
               </w:rPr>
-              <w:t xml:space="preserve">        sw   $5, 8191($4)   </w:t>
-            </w:r>
-          </w:p>
-          <w:p>
-            <w:pPr>
+            </w:pPr>
+            <w:r>
               <w:rPr>
                 <w:rFonts w:ascii="Consolas" w:hAnsi="Consolas"/>
                 <w:szCs w:val="24"/>
                 <w:lang w:val="en-CA"/>
               </w:rPr>
-            </w:pPr>
+              <w:t xml:space="preserve">        </w:t>
+            </w:r>
+            <w:proofErr w:type="spellStart"/>
+            <w:proofErr w:type="gramStart"/>
             <w:r>
               <w:rPr>
                 <w:rFonts w:ascii="Consolas" w:hAnsi="Consolas"/>
                 <w:szCs w:val="24"/>
                 <w:lang w:val="en-CA"/>
               </w:rPr>
-              <w:t xml:space="preserve">around: slt  $4, $7, $2   </w:t>
-            </w:r>
-          </w:p>
-          <w:p>
-            <w:pPr>
+              <w:t>beq</w:t>
+            </w:r>
+            <w:proofErr w:type="spellEnd"/>
+            <w:r>
               <w:rPr>
                 <w:rFonts w:ascii="Consolas" w:hAnsi="Consolas"/>
                 <w:szCs w:val="24"/>
                 <w:lang w:val="en-CA"/>
               </w:rPr>
-            </w:pPr>
+              <w:t xml:space="preserve">  $</w:t>
+            </w:r>
+            <w:proofErr w:type="gramEnd"/>
             <w:r>
               <w:rPr>
                 <w:rFonts w:ascii="Consolas" w:hAnsi="Consolas"/>
                 <w:szCs w:val="24"/>
                 <w:lang w:val="en-CA"/>
               </w:rPr>
+              <w:t xml:space="preserve">4, $2, around </w:t>
+            </w:r>
+          </w:p>
+          <w:p>
+            <w:pPr>
+              <w:rPr>
+                <w:rFonts w:ascii="Consolas" w:hAnsi="Consolas"/>
+                <w:szCs w:val="24"/>
+                <w:lang w:val="en-CA"/>
+              </w:rPr>
+            </w:pPr>
+            <w:r>
+              <w:rPr>
+                <w:rFonts w:ascii="Consolas" w:hAnsi="Consolas"/>
+                <w:szCs w:val="24"/>
+                <w:lang w:val="en-CA"/>
+              </w:rPr>
+              <w:t xml:space="preserve">        </w:t>
+            </w:r>
+            <w:proofErr w:type="spellStart"/>
+            <w:r>
+              <w:rPr>
+                <w:rFonts w:ascii="Consolas" w:hAnsi="Consolas"/>
+                <w:szCs w:val="24"/>
+                <w:lang w:val="en-CA"/>
+              </w:rPr>
+              <w:t>sw</w:t>
+            </w:r>
+            <w:proofErr w:type="spellEnd"/>
+            <w:r>
+              <w:rPr>
+                <w:rFonts w:ascii="Consolas" w:hAnsi="Consolas"/>
+                <w:szCs w:val="24"/>
+                <w:lang w:val="en-CA"/>
+              </w:rPr>
+              <w:t xml:space="preserve">   $5, 8191($4)   </w:t>
+            </w:r>
+          </w:p>
+          <w:p>
+            <w:pPr>
+              <w:rPr>
+                <w:rFonts w:ascii="Consolas" w:hAnsi="Consolas"/>
+                <w:szCs w:val="24"/>
+                <w:lang w:val="en-CA"/>
+              </w:rPr>
+            </w:pPr>
+            <w:r>
+              <w:rPr>
+                <w:rFonts w:ascii="Consolas" w:hAnsi="Consolas"/>
+                <w:szCs w:val="24"/>
+                <w:lang w:val="en-CA"/>
+              </w:rPr>
+              <w:t xml:space="preserve">around: </w:t>
+            </w:r>
+            <w:proofErr w:type="spellStart"/>
+            <w:proofErr w:type="gramStart"/>
+            <w:r>
+              <w:rPr>
+                <w:rFonts w:ascii="Consolas" w:hAnsi="Consolas"/>
+                <w:szCs w:val="24"/>
+                <w:lang w:val="en-CA"/>
+              </w:rPr>
+              <w:t>slt</w:t>
+            </w:r>
+            <w:proofErr w:type="spellEnd"/>
+            <w:r>
+              <w:rPr>
+                <w:rFonts w:ascii="Consolas" w:hAnsi="Consolas"/>
+                <w:szCs w:val="24"/>
+                <w:lang w:val="en-CA"/>
+              </w:rPr>
+              <w:t xml:space="preserve">  $</w:t>
+            </w:r>
+            <w:proofErr w:type="gramEnd"/>
+            <w:r>
+              <w:rPr>
+                <w:rFonts w:ascii="Consolas" w:hAnsi="Consolas"/>
+                <w:szCs w:val="24"/>
+                <w:lang w:val="en-CA"/>
+              </w:rPr>
+              <w:t xml:space="preserve">4, $7, $2   </w:t>
+            </w:r>
+          </w:p>
+          <w:p>
+            <w:pPr>
+              <w:rPr>
+                <w:rFonts w:ascii="Consolas" w:hAnsi="Consolas"/>
+                <w:szCs w:val="24"/>
+                <w:lang w:val="en-CA"/>
+              </w:rPr>
+            </w:pPr>
+            <w:r>
+              <w:rPr>
+                <w:rFonts w:ascii="Consolas" w:hAnsi="Consolas"/>
+                <w:szCs w:val="24"/>
+                <w:lang w:val="en-CA"/>
+              </w:rPr>
               <w:t xml:space="preserve">        or   $4, $3, $2   </w:t>
             </w:r>
           </w:p>
@@ -481,24 +771,25 @@
                 <w:szCs w:val="24"/>
                 <w:lang w:val="en-CA"/>
               </w:rPr>
-              <w:t xml:space="preserve">        addi $7, $3, -1    </w:t>
-            </w:r>
-          </w:p>
-          <w:p>
-            <w:pPr>
+              <w:t xml:space="preserve">        </w:t>
+            </w:r>
+            <w:proofErr w:type="spellStart"/>
+            <w:r>
               <w:rPr>
                 <w:rFonts w:ascii="Consolas" w:hAnsi="Consolas"/>
                 <w:szCs w:val="24"/>
                 <w:lang w:val="en-CA"/>
               </w:rPr>
-            </w:pPr>
+              <w:t>addi</w:t>
+            </w:r>
+            <w:proofErr w:type="spellEnd"/>
             <w:r>
               <w:rPr>
                 <w:rFonts w:ascii="Consolas" w:hAnsi="Consolas"/>
                 <w:szCs w:val="24"/>
                 <w:lang w:val="en-CA"/>
               </w:rPr>
-              <w:t xml:space="preserve">        sub  $7, $7, $2     </w:t>
+              <w:t xml:space="preserve"> $7, $3, -1    </w:t>
             </w:r>
           </w:p>
           <w:p>
@@ -515,24 +806,25 @@
                 <w:szCs w:val="24"/>
                 <w:lang w:val="en-CA"/>
               </w:rPr>
-              <w:t xml:space="preserve">        lw   $2, 8180($3)</w:t>
-            </w:r>
-          </w:p>
-          <w:p>
-            <w:pPr>
+              <w:t xml:space="preserve">        </w:t>
+            </w:r>
+            <w:proofErr w:type="gramStart"/>
+            <w:r>
               <w:rPr>
                 <w:rFonts w:ascii="Consolas" w:hAnsi="Consolas"/>
                 <w:szCs w:val="24"/>
                 <w:lang w:val="en-CA"/>
               </w:rPr>
-            </w:pPr>
+              <w:t>sub  $</w:t>
+            </w:r>
+            <w:proofErr w:type="gramEnd"/>
             <w:r>
               <w:rPr>
                 <w:rFonts w:ascii="Consolas" w:hAnsi="Consolas"/>
                 <w:szCs w:val="24"/>
                 <w:lang w:val="en-CA"/>
               </w:rPr>
-              <w:t xml:space="preserve">        sw   $7, 8180($4)          </w:t>
+              <w:t xml:space="preserve">7, $7, $2     </w:t>
             </w:r>
           </w:p>
           <w:p>
@@ -549,24 +841,140 @@
                 <w:szCs w:val="24"/>
                 <w:lang w:val="en-CA"/>
               </w:rPr>
-              <w:t xml:space="preserve">        add  $3, $0, $5       </w:t>
-            </w:r>
-          </w:p>
-          <w:p>
-            <w:pPr>
+              <w:t xml:space="preserve">        </w:t>
+            </w:r>
+            <w:proofErr w:type="spellStart"/>
+            <w:r>
               <w:rPr>
                 <w:rFonts w:ascii="Consolas" w:hAnsi="Consolas"/>
                 <w:szCs w:val="24"/>
                 <w:lang w:val="en-CA"/>
               </w:rPr>
-            </w:pPr>
+              <w:t>lw</w:t>
+            </w:r>
+            <w:proofErr w:type="spellEnd"/>
             <w:r>
               <w:rPr>
                 <w:rFonts w:ascii="Consolas" w:hAnsi="Consolas"/>
                 <w:szCs w:val="24"/>
                 <w:lang w:val="en-CA"/>
               </w:rPr>
-              <w:t xml:space="preserve">        beq  $5, $3, main</w:t>
+              <w:t xml:space="preserve">   $2, 8180($3)</w:t>
+            </w:r>
+          </w:p>
+          <w:p>
+            <w:pPr>
+              <w:rPr>
+                <w:rFonts w:ascii="Consolas" w:hAnsi="Consolas"/>
+                <w:szCs w:val="24"/>
+                <w:lang w:val="en-CA"/>
+              </w:rPr>
+            </w:pPr>
+            <w:r>
+              <w:rPr>
+                <w:rFonts w:ascii="Consolas" w:hAnsi="Consolas"/>
+                <w:szCs w:val="24"/>
+                <w:lang w:val="en-CA"/>
+              </w:rPr>
+              <w:t xml:space="preserve">        </w:t>
+            </w:r>
+            <w:proofErr w:type="spellStart"/>
+            <w:r>
+              <w:rPr>
+                <w:rFonts w:ascii="Consolas" w:hAnsi="Consolas"/>
+                <w:szCs w:val="24"/>
+                <w:lang w:val="en-CA"/>
+              </w:rPr>
+              <w:t>sw</w:t>
+            </w:r>
+            <w:proofErr w:type="spellEnd"/>
+            <w:r>
+              <w:rPr>
+                <w:rFonts w:ascii="Consolas" w:hAnsi="Consolas"/>
+                <w:szCs w:val="24"/>
+                <w:lang w:val="en-CA"/>
+              </w:rPr>
+              <w:t xml:space="preserve">   $7, 8180($4)          </w:t>
+            </w:r>
+          </w:p>
+          <w:p>
+            <w:pPr>
+              <w:rPr>
+                <w:rFonts w:ascii="Consolas" w:hAnsi="Consolas"/>
+                <w:szCs w:val="24"/>
+                <w:lang w:val="en-CA"/>
+              </w:rPr>
+            </w:pPr>
+            <w:r>
+              <w:rPr>
+                <w:rFonts w:ascii="Consolas" w:hAnsi="Consolas"/>
+                <w:szCs w:val="24"/>
+                <w:lang w:val="en-CA"/>
+              </w:rPr>
+              <w:t xml:space="preserve">        </w:t>
+            </w:r>
+            <w:proofErr w:type="gramStart"/>
+            <w:r>
+              <w:rPr>
+                <w:rFonts w:ascii="Consolas" w:hAnsi="Consolas"/>
+                <w:szCs w:val="24"/>
+                <w:lang w:val="en-CA"/>
+              </w:rPr>
+              <w:t>add  $</w:t>
+            </w:r>
+            <w:proofErr w:type="gramEnd"/>
+            <w:r>
+              <w:rPr>
+                <w:rFonts w:ascii="Consolas" w:hAnsi="Consolas"/>
+                <w:szCs w:val="24"/>
+                <w:lang w:val="en-CA"/>
+              </w:rPr>
+              <w:t xml:space="preserve">3, $0, $5       </w:t>
+            </w:r>
+          </w:p>
+          <w:p>
+            <w:pPr>
+              <w:rPr>
+                <w:rFonts w:ascii="Consolas" w:hAnsi="Consolas"/>
+                <w:szCs w:val="24"/>
+                <w:lang w:val="en-CA"/>
+              </w:rPr>
+            </w:pPr>
+            <w:r>
+              <w:rPr>
+                <w:rFonts w:ascii="Consolas" w:hAnsi="Consolas"/>
+                <w:szCs w:val="24"/>
+                <w:lang w:val="en-CA"/>
+              </w:rPr>
+              <w:t xml:space="preserve">        </w:t>
+            </w:r>
+            <w:proofErr w:type="spellStart"/>
+            <w:proofErr w:type="gramStart"/>
+            <w:r>
+              <w:rPr>
+                <w:rFonts w:ascii="Consolas" w:hAnsi="Consolas"/>
+                <w:szCs w:val="24"/>
+                <w:lang w:val="en-CA"/>
+              </w:rPr>
+              <w:t>beq</w:t>
+            </w:r>
+            <w:proofErr w:type="spellEnd"/>
+            <w:r>
+              <w:rPr>
+                <w:rFonts w:ascii="Consolas" w:hAnsi="Consolas"/>
+                <w:szCs w:val="24"/>
+                <w:lang w:val="en-CA"/>
+              </w:rPr>
+              <w:t xml:space="preserve">  $</w:t>
+            </w:r>
+            <w:proofErr w:type="gramEnd"/>
+            <w:r>
+              <w:rPr>
+                <w:rFonts w:ascii="Consolas" w:hAnsi="Consolas"/>
+                <w:szCs w:val="24"/>
+                <w:lang w:val="en-CA"/>
+              </w:rPr>
+              <w:t>5, $3, main</w:t>
             </w:r>
           </w:p>
         </w:tc>
@@ -1103,6 +1511,7 @@
                 <w:sz w:val="20"/>
               </w:rPr>
             </w:pPr>
+            <w:proofErr w:type="gramStart"/>
             <w:r>
               <w:rPr>
                 <w:b/>
@@ -1110,111 +1519,93 @@
                 <w:sz w:val="20"/>
                 <w:lang w:val="en-US"/>
               </w:rPr>
-              <w:t>PC(9:2)</w:t>
-            </w:r>
-          </w:p>
-        </w:tc>
-        <w:tc>
-          <w:tcPr>
-            <w:tcW w:w="1418" w:type="dxa"/>
-            <w:tcBorders>
-              <w:top w:val="single" w:sz="4" w:space="0" w:color="auto"/>
-              <w:left w:val="single" w:sz="4" w:space="0" w:color="auto"/>
-              <w:bottom w:val="single" w:sz="4" w:space="0" w:color="auto"/>
-              <w:right w:val="single" w:sz="4" w:space="0" w:color="auto"/>
-            </w:tcBorders>
-            <w:vAlign w:val="center"/>
-            <w:hideMark/>
-          </w:tcPr>
-          <w:p>
-            <w:pPr>
-              <w:keepNext/>
-              <w:autoSpaceDE w:val="0"/>
-              <w:autoSpaceDN w:val="0"/>
-              <w:adjustRightInd w:val="0"/>
-              <w:jc w:val="center"/>
+              <w:t>PC(</w:t>
+            </w:r>
+            <w:proofErr w:type="gramEnd"/>
+            <w:r>
               <w:rPr>
                 <w:b/>
                 <w:bCs/>
                 <w:sz w:val="20"/>
                 <w:lang w:val="en-US"/>
               </w:rPr>
-            </w:pPr>
-            <w:r>
+              <w:t>9:2)</w:t>
+            </w:r>
+          </w:p>
+        </w:tc>
+        <w:tc>
+          <w:tcPr>
+            <w:tcW w:w="1418" w:type="dxa"/>
+            <w:tcBorders>
+              <w:top w:val="single" w:sz="4" w:space="0" w:color="auto"/>
+              <w:left w:val="single" w:sz="4" w:space="0" w:color="auto"/>
+              <w:bottom w:val="single" w:sz="4" w:space="0" w:color="auto"/>
+              <w:right w:val="single" w:sz="4" w:space="0" w:color="auto"/>
+            </w:tcBorders>
+            <w:vAlign w:val="center"/>
+            <w:hideMark/>
+          </w:tcPr>
+          <w:p>
+            <w:pPr>
+              <w:keepNext/>
+              <w:autoSpaceDE w:val="0"/>
+              <w:autoSpaceDN w:val="0"/>
+              <w:adjustRightInd w:val="0"/>
+              <w:jc w:val="center"/>
               <w:rPr>
                 <w:b/>
                 <w:bCs/>
                 <w:sz w:val="20"/>
                 <w:lang w:val="en-US"/>
               </w:rPr>
-              <w:t>Explication</w:t>
-            </w:r>
-          </w:p>
-        </w:tc>
-        <w:tc>
-          <w:tcPr>
-            <w:tcW w:w="1011" w:type="dxa"/>
-            <w:tcBorders>
-              <w:top w:val="single" w:sz="4" w:space="0" w:color="auto"/>
-              <w:left w:val="single" w:sz="4" w:space="0" w:color="auto"/>
-              <w:bottom w:val="single" w:sz="4" w:space="0" w:color="auto"/>
-              <w:right w:val="single" w:sz="4" w:space="0" w:color="auto"/>
-            </w:tcBorders>
-            <w:vAlign w:val="center"/>
-            <w:hideMark/>
-          </w:tcPr>
-          <w:p>
-            <w:pPr>
-              <w:keepNext/>
-              <w:autoSpaceDE w:val="0"/>
-              <w:autoSpaceDN w:val="0"/>
-              <w:adjustRightInd w:val="0"/>
-              <w:jc w:val="center"/>
+            </w:pPr>
+            <w:r>
               <w:rPr>
                 <w:b/>
                 <w:bCs/>
                 <w:sz w:val="20"/>
                 <w:lang w:val="en-US"/>
               </w:rPr>
-            </w:pPr>
-            <w:r>
+              <w:t>Explication</w:t>
+            </w:r>
+          </w:p>
+        </w:tc>
+        <w:tc>
+          <w:tcPr>
+            <w:tcW w:w="1011" w:type="dxa"/>
+            <w:tcBorders>
+              <w:top w:val="single" w:sz="4" w:space="0" w:color="auto"/>
+              <w:left w:val="single" w:sz="4" w:space="0" w:color="auto"/>
+              <w:bottom w:val="single" w:sz="4" w:space="0" w:color="auto"/>
+              <w:right w:val="single" w:sz="4" w:space="0" w:color="auto"/>
+            </w:tcBorders>
+            <w:vAlign w:val="center"/>
+            <w:hideMark/>
+          </w:tcPr>
+          <w:p>
+            <w:pPr>
+              <w:keepNext/>
+              <w:autoSpaceDE w:val="0"/>
+              <w:autoSpaceDN w:val="0"/>
+              <w:adjustRightInd w:val="0"/>
+              <w:jc w:val="center"/>
               <w:rPr>
                 <w:b/>
                 <w:bCs/>
                 <w:sz w:val="20"/>
                 <w:lang w:val="en-US"/>
               </w:rPr>
-              <w:t>Registre modifié</w:t>
-            </w:r>
-          </w:p>
-        </w:tc>
-        <w:tc>
-          <w:tcPr>
-            <w:tcW w:w="1309" w:type="dxa"/>
-            <w:tcBorders>
-              <w:top w:val="single" w:sz="4" w:space="0" w:color="auto"/>
-              <w:left w:val="single" w:sz="4" w:space="0" w:color="auto"/>
-              <w:bottom w:val="single" w:sz="4" w:space="0" w:color="auto"/>
-              <w:right w:val="single" w:sz="4" w:space="0" w:color="auto"/>
-            </w:tcBorders>
-            <w:vAlign w:val="center"/>
-            <w:hideMark/>
-          </w:tcPr>
-          <w:p>
-            <w:pPr>
-              <w:keepNext/>
-              <w:autoSpaceDE w:val="0"/>
-              <w:autoSpaceDN w:val="0"/>
-              <w:adjustRightInd w:val="0"/>
-              <w:jc w:val="center"/>
+            </w:pPr>
+            <w:r>
               <w:rPr>
                 <w:b/>
                 <w:bCs/>
                 <w:sz w:val="20"/>
-                <w:vertAlign w:val="superscript"/>
-                <w:lang w:val="en-US"/>
-              </w:rPr>
-            </w:pPr>
+                <w:lang w:val="en-US"/>
+              </w:rPr>
+              <w:t xml:space="preserve">Registre </w:t>
+            </w:r>
+            <w:proofErr w:type="spellStart"/>
             <w:r>
               <w:rPr>
                 <w:b/>
@@ -1222,45 +1613,49 @@
                 <w:sz w:val="20"/>
                 <w:lang w:val="en-US"/>
               </w:rPr>
-              <w:t>WriteData</w:t>
-            </w:r>
-            <w:r>
+              <w:t>modifié</w:t>
+            </w:r>
+            <w:proofErr w:type="spellEnd"/>
+          </w:p>
+        </w:tc>
+        <w:tc>
+          <w:tcPr>
+            <w:tcW w:w="1309" w:type="dxa"/>
+            <w:tcBorders>
+              <w:top w:val="single" w:sz="4" w:space="0" w:color="auto"/>
+              <w:left w:val="single" w:sz="4" w:space="0" w:color="auto"/>
+              <w:bottom w:val="single" w:sz="4" w:space="0" w:color="auto"/>
+              <w:right w:val="single" w:sz="4" w:space="0" w:color="auto"/>
+            </w:tcBorders>
+            <w:vAlign w:val="center"/>
+            <w:hideMark/>
+          </w:tcPr>
+          <w:p>
+            <w:pPr>
+              <w:keepNext/>
+              <w:autoSpaceDE w:val="0"/>
+              <w:autoSpaceDN w:val="0"/>
+              <w:adjustRightInd w:val="0"/>
+              <w:jc w:val="center"/>
               <w:rPr>
                 <w:b/>
                 <w:bCs/>
                 <w:sz w:val="20"/>
-                <w:lang w:val="en-US"/>
-              </w:rPr>
-              <w:t>*</w:t>
-            </w:r>
-          </w:p>
-        </w:tc>
-        <w:tc>
-          <w:tcPr>
-            <w:tcW w:w="1550" w:type="dxa"/>
-            <w:tcBorders>
-              <w:top w:val="single" w:sz="4" w:space="0" w:color="auto"/>
-              <w:left w:val="single" w:sz="4" w:space="0" w:color="auto"/>
-              <w:bottom w:val="single" w:sz="4" w:space="0" w:color="auto"/>
-              <w:right w:val="single" w:sz="4" w:space="0" w:color="auto"/>
-            </w:tcBorders>
-            <w:vAlign w:val="center"/>
-            <w:hideMark/>
-          </w:tcPr>
-          <w:p>
-            <w:pPr>
-              <w:keepNext/>
-              <w:autoSpaceDE w:val="0"/>
-              <w:autoSpaceDN w:val="0"/>
-              <w:adjustRightInd w:val="0"/>
-              <w:jc w:val="center"/>
+                <w:vertAlign w:val="superscript"/>
+                <w:lang w:val="en-US"/>
+              </w:rPr>
+            </w:pPr>
+            <w:proofErr w:type="spellStart"/>
+            <w:r>
               <w:rPr>
                 <w:b/>
                 <w:bCs/>
                 <w:sz w:val="20"/>
                 <w:lang w:val="en-US"/>
               </w:rPr>
-            </w:pPr>
+              <w:t>WriteData</w:t>
+            </w:r>
+            <w:proofErr w:type="spellEnd"/>
             <w:r>
               <w:rPr>
                 <w:b/>
@@ -1268,17 +1663,56 @@
                 <w:sz w:val="20"/>
                 <w:lang w:val="en-US"/>
               </w:rPr>
-              <w:t>AluR</w:t>
-            </w:r>
-            <w:r>
+              <w:t>*</w:t>
+            </w:r>
+          </w:p>
+        </w:tc>
+        <w:tc>
+          <w:tcPr>
+            <w:tcW w:w="1550" w:type="dxa"/>
+            <w:tcBorders>
+              <w:top w:val="single" w:sz="4" w:space="0" w:color="auto"/>
+              <w:left w:val="single" w:sz="4" w:space="0" w:color="auto"/>
+              <w:bottom w:val="single" w:sz="4" w:space="0" w:color="auto"/>
+              <w:right w:val="single" w:sz="4" w:space="0" w:color="auto"/>
+            </w:tcBorders>
+            <w:vAlign w:val="center"/>
+            <w:hideMark/>
+          </w:tcPr>
+          <w:p>
+            <w:pPr>
+              <w:keepNext/>
+              <w:autoSpaceDE w:val="0"/>
+              <w:autoSpaceDN w:val="0"/>
+              <w:adjustRightInd w:val="0"/>
+              <w:jc w:val="center"/>
               <w:rPr>
                 <w:b/>
                 <w:bCs/>
                 <w:sz w:val="20"/>
                 <w:lang w:val="en-US"/>
               </w:rPr>
+            </w:pPr>
+            <w:proofErr w:type="spellStart"/>
+            <w:r>
+              <w:rPr>
+                <w:b/>
+                <w:bCs/>
+                <w:sz w:val="20"/>
+                <w:lang w:val="en-US"/>
+              </w:rPr>
+              <w:t>AluR</w:t>
+            </w:r>
+            <w:r>
+              <w:rPr>
+                <w:b/>
+                <w:bCs/>
+                <w:sz w:val="20"/>
+                <w:lang w:val="en-US"/>
+              </w:rPr>
               <w:t>esult</w:t>
             </w:r>
+            <w:proofErr w:type="spellEnd"/>
             <w:r>
               <w:rPr>
                 <w:b/>
@@ -1357,13 +1791,41 @@
                 <w:lang w:val="en-US"/>
               </w:rPr>
             </w:pPr>
-            <w:r>
-              <w:rPr>
-                <w:sz w:val="18"/>
-                <w:szCs w:val="18"/>
-                <w:lang w:val="en-US"/>
-              </w:rPr>
-              <w:t xml:space="preserve">addi $3,$0,1    </w:t>
+            <w:proofErr w:type="spellStart"/>
+            <w:r>
+              <w:rPr>
+                <w:sz w:val="18"/>
+                <w:szCs w:val="18"/>
+                <w:lang w:val="en-US"/>
+              </w:rPr>
+              <w:t>addi</w:t>
+            </w:r>
+            <w:proofErr w:type="spellEnd"/>
+            <w:r>
+              <w:rPr>
+                <w:sz w:val="18"/>
+                <w:szCs w:val="18"/>
+                <w:lang w:val="en-US"/>
+              </w:rPr>
+              <w:t xml:space="preserve"> $</w:t>
+            </w:r>
+            <w:proofErr w:type="gramStart"/>
+            <w:r>
+              <w:rPr>
+                <w:sz w:val="18"/>
+                <w:szCs w:val="18"/>
+                <w:lang w:val="en-US"/>
+              </w:rPr>
+              <w:t>3,$</w:t>
+            </w:r>
+            <w:proofErr w:type="gramEnd"/>
+            <w:r>
+              <w:rPr>
+                <w:sz w:val="18"/>
+                <w:szCs w:val="18"/>
+                <w:lang w:val="en-US"/>
+              </w:rPr>
+              <w:t xml:space="preserve">0,1    </w:t>
             </w:r>
           </w:p>
         </w:tc>
@@ -1629,13 +2091,23 @@
                 <w:lang w:val="en-US"/>
               </w:rPr>
             </w:pPr>
-            <w:r>
-              <w:rPr>
-                <w:sz w:val="18"/>
-                <w:szCs w:val="18"/>
-                <w:lang w:val="en-US"/>
-              </w:rPr>
-              <w:t xml:space="preserve">addi $7, $3, 11         </w:t>
+            <w:proofErr w:type="spellStart"/>
+            <w:r>
+              <w:rPr>
+                <w:sz w:val="18"/>
+                <w:szCs w:val="18"/>
+                <w:lang w:val="en-US"/>
+              </w:rPr>
+              <w:t>addi</w:t>
+            </w:r>
+            <w:proofErr w:type="spellEnd"/>
+            <w:r>
+              <w:rPr>
+                <w:sz w:val="18"/>
+                <w:szCs w:val="18"/>
+                <w:lang w:val="en-US"/>
+              </w:rPr>
+              <w:t xml:space="preserve"> $7, $3, 11         </w:t>
             </w:r>
           </w:p>
         </w:tc>
@@ -1882,13 +2354,23 @@
                 <w:lang w:val="en-US"/>
               </w:rPr>
             </w:pPr>
-            <w:r>
-              <w:rPr>
-                <w:sz w:val="18"/>
-                <w:szCs w:val="18"/>
-                <w:lang w:val="en-US"/>
-              </w:rPr>
-              <w:t>and  $2, $3, $7</w:t>
+            <w:proofErr w:type="gramStart"/>
+            <w:r>
+              <w:rPr>
+                <w:sz w:val="18"/>
+                <w:szCs w:val="18"/>
+                <w:lang w:val="en-US"/>
+              </w:rPr>
+              <w:t>and  $</w:t>
+            </w:r>
+            <w:proofErr w:type="gramEnd"/>
+            <w:r>
+              <w:rPr>
+                <w:sz w:val="18"/>
+                <w:szCs w:val="18"/>
+                <w:lang w:val="en-US"/>
+              </w:rPr>
+              <w:t>2, $3, $7</w:t>
             </w:r>
           </w:p>
         </w:tc>
@@ -2137,13 +2619,23 @@
                 <w:lang w:val="en-US"/>
               </w:rPr>
             </w:pPr>
-            <w:r>
-              <w:rPr>
-                <w:sz w:val="18"/>
-                <w:szCs w:val="18"/>
-                <w:lang w:val="en-US"/>
-              </w:rPr>
-              <w:t>sw   $7, 8192($2)</w:t>
+            <w:proofErr w:type="spellStart"/>
+            <w:r>
+              <w:rPr>
+                <w:sz w:val="18"/>
+                <w:szCs w:val="18"/>
+                <w:lang w:val="en-US"/>
+              </w:rPr>
+              <w:t>sw</w:t>
+            </w:r>
+            <w:proofErr w:type="spellEnd"/>
+            <w:r>
+              <w:rPr>
+                <w:sz w:val="18"/>
+                <w:szCs w:val="18"/>
+                <w:lang w:val="en-US"/>
+              </w:rPr>
+              <w:t xml:space="preserve">   $7, 8192($2)</w:t>
             </w:r>
           </w:p>
         </w:tc>
@@ -2205,13 +2697,23 @@
                 <w:lang w:val="en-US"/>
               </w:rPr>
             </w:pPr>
-            <w:r>
-              <w:rPr>
-                <w:sz w:val="18"/>
-                <w:szCs w:val="18"/>
-                <w:lang w:val="en-US"/>
-              </w:rPr>
-              <w:t>M[0 + 8192] = $7</w:t>
+            <w:proofErr w:type="gramStart"/>
+            <w:r>
+              <w:rPr>
+                <w:sz w:val="18"/>
+                <w:szCs w:val="18"/>
+                <w:lang w:val="en-US"/>
+              </w:rPr>
+              <w:t>M[</w:t>
+            </w:r>
+            <w:proofErr w:type="gramEnd"/>
+            <w:r>
+              <w:rPr>
+                <w:sz w:val="18"/>
+                <w:szCs w:val="18"/>
+                <w:lang w:val="en-US"/>
+              </w:rPr>
+              <w:t>0 + 8192] = $7</w:t>
             </w:r>
           </w:p>
         </w:tc>
@@ -2239,6 +2741,7 @@
                 <w:lang w:val="en-US"/>
               </w:rPr>
             </w:pPr>
+            <w:proofErr w:type="spellStart"/>
             <w:r>
               <w:rPr>
                 <w:sz w:val="18"/>
@@ -2247,6 +2750,7 @@
               </w:rPr>
               <w:t>Aucun</w:t>
             </w:r>
+            <w:proofErr w:type="spellEnd"/>
           </w:p>
         </w:tc>
         <w:tc>
@@ -2379,13 +2883,23 @@
                 <w:lang w:val="en-US"/>
               </w:rPr>
             </w:pPr>
-            <w:r>
-              <w:rPr>
-                <w:sz w:val="18"/>
-                <w:szCs w:val="18"/>
-                <w:lang w:val="en-US"/>
-              </w:rPr>
-              <w:t>add  $5, $2, $3</w:t>
+            <w:proofErr w:type="gramStart"/>
+            <w:r>
+              <w:rPr>
+                <w:sz w:val="18"/>
+                <w:szCs w:val="18"/>
+                <w:lang w:val="en-US"/>
+              </w:rPr>
+              <w:t>add  $</w:t>
+            </w:r>
+            <w:proofErr w:type="gramEnd"/>
+            <w:r>
+              <w:rPr>
+                <w:sz w:val="18"/>
+                <w:szCs w:val="18"/>
+                <w:lang w:val="en-US"/>
+              </w:rPr>
+              <w:t>5, $2, $3</w:t>
             </w:r>
           </w:p>
         </w:tc>
@@ -2621,13 +3135,23 @@
                 <w:lang w:val="en-US"/>
               </w:rPr>
             </w:pPr>
-            <w:r>
-              <w:rPr>
-                <w:sz w:val="18"/>
-                <w:szCs w:val="18"/>
-                <w:lang w:val="en-US"/>
-              </w:rPr>
-              <w:t xml:space="preserve">lw   $2, 8191($5)    </w:t>
+            <w:proofErr w:type="spellStart"/>
+            <w:r>
+              <w:rPr>
+                <w:sz w:val="18"/>
+                <w:szCs w:val="18"/>
+                <w:lang w:val="en-US"/>
+              </w:rPr>
+              <w:t>lw</w:t>
+            </w:r>
+            <w:proofErr w:type="spellEnd"/>
+            <w:r>
+              <w:rPr>
+                <w:sz w:val="18"/>
+                <w:szCs w:val="18"/>
+                <w:lang w:val="en-US"/>
+              </w:rPr>
+              <w:t xml:space="preserve">   $2, 8191($5)    </w:t>
             </w:r>
           </w:p>
         </w:tc>
@@ -2695,7 +3219,25 @@
                 <w:szCs w:val="18"/>
                 <w:lang w:val="en-US"/>
               </w:rPr>
-              <w:t>$2 =M[1+8</w:t>
+              <w:t>$2 =</w:t>
+            </w:r>
+            <w:proofErr w:type="gramStart"/>
+            <w:r>
+              <w:rPr>
+                <w:sz w:val="18"/>
+                <w:szCs w:val="18"/>
+                <w:lang w:val="en-US"/>
+              </w:rPr>
+              <w:t>M[</w:t>
+            </w:r>
+            <w:proofErr w:type="gramEnd"/>
+            <w:r>
+              <w:rPr>
+                <w:sz w:val="18"/>
+                <w:szCs w:val="18"/>
+                <w:lang w:val="en-US"/>
+              </w:rPr>
+              <w:t>1+8</w:t>
             </w:r>
             <w:r>
               <w:rPr>
@@ -2887,13 +3429,33 @@
                 <w:lang w:val="en-US"/>
               </w:rPr>
             </w:pPr>
-            <w:r>
-              <w:rPr>
-                <w:sz w:val="18"/>
-                <w:szCs w:val="18"/>
-                <w:lang w:val="en-US"/>
-              </w:rPr>
-              <w:t>beq  $2, $3, next</w:t>
+            <w:proofErr w:type="spellStart"/>
+            <w:proofErr w:type="gramStart"/>
+            <w:r>
+              <w:rPr>
+                <w:sz w:val="18"/>
+                <w:szCs w:val="18"/>
+                <w:lang w:val="en-US"/>
+              </w:rPr>
+              <w:t>beq</w:t>
+            </w:r>
+            <w:proofErr w:type="spellEnd"/>
+            <w:r>
+              <w:rPr>
+                <w:sz w:val="18"/>
+                <w:szCs w:val="18"/>
+                <w:lang w:val="en-US"/>
+              </w:rPr>
+              <w:t xml:space="preserve">  $</w:t>
+            </w:r>
+            <w:proofErr w:type="gramEnd"/>
+            <w:r>
+              <w:rPr>
+                <w:sz w:val="18"/>
+                <w:szCs w:val="18"/>
+                <w:lang w:val="en-US"/>
+              </w:rPr>
+              <w:t>2, $3, next</w:t>
             </w:r>
           </w:p>
         </w:tc>
@@ -2955,13 +3517,23 @@
                 <w:lang w:val="en-US"/>
               </w:rPr>
             </w:pPr>
-            <w:r>
-              <w:rPr>
-                <w:sz w:val="18"/>
-                <w:szCs w:val="18"/>
-                <w:lang w:val="en-US"/>
-              </w:rPr>
-              <w:t>If($2 == $3)</w:t>
+            <w:proofErr w:type="gramStart"/>
+            <w:r>
+              <w:rPr>
+                <w:sz w:val="18"/>
+                <w:szCs w:val="18"/>
+                <w:lang w:val="en-US"/>
+              </w:rPr>
+              <w:t>If(</w:t>
+            </w:r>
+            <w:proofErr w:type="gramEnd"/>
+            <w:r>
+              <w:rPr>
+                <w:sz w:val="18"/>
+                <w:szCs w:val="18"/>
+                <w:lang w:val="en-US"/>
+              </w:rPr>
+              <w:t>$2 == $3)</w:t>
             </w:r>
           </w:p>
           <w:p>
@@ -3027,6 +3599,7 @@
                 <w:lang w:val="en-US"/>
               </w:rPr>
             </w:pPr>
+            <w:proofErr w:type="spellStart"/>
             <w:r>
               <w:rPr>
                 <w:sz w:val="18"/>
@@ -3035,6 +3608,7 @@
               </w:rPr>
               <w:t>Aucun</w:t>
             </w:r>
+            <w:proofErr w:type="spellEnd"/>
           </w:p>
         </w:tc>
         <w:tc>
@@ -3167,13 +3741,23 @@
                 <w:lang w:val="en-US"/>
               </w:rPr>
             </w:pPr>
+            <w:proofErr w:type="spellStart"/>
             <w:r>
               <w:rPr>
                 <w:sz w:val="18"/>
                 <w:szCs w:val="18"/>
                 <w:lang w:val="en-CA"/>
               </w:rPr>
-              <w:t xml:space="preserve">addi $3, $3, 11   </w:t>
+              <w:t>addi</w:t>
+            </w:r>
+            <w:proofErr w:type="spellEnd"/>
+            <w:r>
+              <w:rPr>
+                <w:sz w:val="18"/>
+                <w:szCs w:val="18"/>
+                <w:lang w:val="en-CA"/>
+              </w:rPr>
+              <w:t xml:space="preserve"> $3, $3, 11   </w:t>
             </w:r>
           </w:p>
         </w:tc>
@@ -3415,7 +3999,25 @@
                 <w:szCs w:val="18"/>
                 <w:lang w:val="en-US"/>
               </w:rPr>
-              <w:t xml:space="preserve">j    To  </w:t>
+              <w:t xml:space="preserve">j    </w:t>
+            </w:r>
+            <w:proofErr w:type="gramStart"/>
+            <w:r>
+              <w:rPr>
+                <w:sz w:val="18"/>
+                <w:szCs w:val="18"/>
+                <w:lang w:val="en-US"/>
+              </w:rPr>
+              <w:t>To</w:t>
+            </w:r>
+            <w:proofErr w:type="gramEnd"/>
+            <w:r>
+              <w:rPr>
+                <w:sz w:val="18"/>
+                <w:szCs w:val="18"/>
+                <w:lang w:val="en-US"/>
+              </w:rPr>
+              <w:t xml:space="preserve">  </w:t>
             </w:r>
           </w:p>
         </w:tc>
@@ -3483,8 +4085,20 @@
                 <w:szCs w:val="18"/>
                 <w:lang w:val="en-US"/>
               </w:rPr>
-              <w:t>Jump to To</w:t>
-            </w:r>
+              <w:t xml:space="preserve">Jump to </w:t>
+            </w:r>
+            <w:proofErr w:type="spellStart"/>
+            <w:proofErr w:type="gramStart"/>
+            <w:r>
+              <w:rPr>
+                <w:sz w:val="18"/>
+                <w:szCs w:val="18"/>
+                <w:lang w:val="en-US"/>
+              </w:rPr>
+              <w:t>To</w:t>
+            </w:r>
+            <w:proofErr w:type="spellEnd"/>
+            <w:proofErr w:type="gramEnd"/>
           </w:p>
         </w:tc>
         <w:tc>
@@ -3667,13 +4281,33 @@
                 <w:lang w:val="en-US"/>
               </w:rPr>
             </w:pPr>
-            <w:r>
-              <w:rPr>
-                <w:sz w:val="18"/>
-                <w:szCs w:val="18"/>
-                <w:lang w:val="en-US"/>
-              </w:rPr>
-              <w:t>beq  $2, $3, next</w:t>
+            <w:proofErr w:type="spellStart"/>
+            <w:proofErr w:type="gramStart"/>
+            <w:r>
+              <w:rPr>
+                <w:sz w:val="18"/>
+                <w:szCs w:val="18"/>
+                <w:lang w:val="en-US"/>
+              </w:rPr>
+              <w:t>beq</w:t>
+            </w:r>
+            <w:proofErr w:type="spellEnd"/>
+            <w:r>
+              <w:rPr>
+                <w:sz w:val="18"/>
+                <w:szCs w:val="18"/>
+                <w:lang w:val="en-US"/>
+              </w:rPr>
+              <w:t xml:space="preserve">  $</w:t>
+            </w:r>
+            <w:proofErr w:type="gramEnd"/>
+            <w:r>
+              <w:rPr>
+                <w:sz w:val="18"/>
+                <w:szCs w:val="18"/>
+                <w:lang w:val="en-US"/>
+              </w:rPr>
+              <w:t>2, $3, next</w:t>
             </w:r>
           </w:p>
         </w:tc>
@@ -3743,13 +4377,23 @@
                 <w:lang w:val="en-US"/>
               </w:rPr>
             </w:pPr>
-            <w:r>
-              <w:rPr>
-                <w:sz w:val="18"/>
-                <w:szCs w:val="18"/>
-                <w:lang w:val="en-US"/>
-              </w:rPr>
-              <w:t>If($2 == $3)</w:t>
+            <w:proofErr w:type="gramStart"/>
+            <w:r>
+              <w:rPr>
+                <w:sz w:val="18"/>
+                <w:szCs w:val="18"/>
+                <w:lang w:val="en-US"/>
+              </w:rPr>
+              <w:t>If(</w:t>
+            </w:r>
+            <w:proofErr w:type="gramEnd"/>
+            <w:r>
+              <w:rPr>
+                <w:sz w:val="18"/>
+                <w:szCs w:val="18"/>
+                <w:lang w:val="en-US"/>
+              </w:rPr>
+              <w:t>$2 == $3)</w:t>
             </w:r>
           </w:p>
           <w:p>
@@ -3969,13 +4613,33 @@
                 <w:lang w:val="en-US"/>
               </w:rPr>
             </w:pPr>
-            <w:r>
-              <w:rPr>
-                <w:sz w:val="18"/>
-                <w:szCs w:val="18"/>
-                <w:lang w:val="en-US"/>
-              </w:rPr>
-              <w:t>slt  $4, $5, $7</w:t>
+            <w:proofErr w:type="spellStart"/>
+            <w:proofErr w:type="gramStart"/>
+            <w:r>
+              <w:rPr>
+                <w:sz w:val="18"/>
+                <w:szCs w:val="18"/>
+                <w:lang w:val="en-US"/>
+              </w:rPr>
+              <w:t>slt</w:t>
+            </w:r>
+            <w:proofErr w:type="spellEnd"/>
+            <w:r>
+              <w:rPr>
+                <w:sz w:val="18"/>
+                <w:szCs w:val="18"/>
+                <w:lang w:val="en-US"/>
+              </w:rPr>
+              <w:t xml:space="preserve">  $</w:t>
+            </w:r>
+            <w:proofErr w:type="gramEnd"/>
+            <w:r>
+              <w:rPr>
+                <w:sz w:val="18"/>
+                <w:szCs w:val="18"/>
+                <w:lang w:val="en-US"/>
+              </w:rPr>
+              <w:t>4, $5, $7</w:t>
             </w:r>
           </w:p>
         </w:tc>
@@ -4153,7 +4817,7 @@
                 <w:szCs w:val="18"/>
                 <w:lang w:val="en-US"/>
               </w:rPr>
-              <w:t>-11</w:t>
+              <w:t>1</w:t>
             </w:r>
           </w:p>
         </w:tc>
@@ -4217,13 +4881,33 @@
                 <w:lang w:val="en-US"/>
               </w:rPr>
             </w:pPr>
-            <w:r>
-              <w:rPr>
-                <w:sz w:val="18"/>
-                <w:szCs w:val="18"/>
-                <w:lang w:val="en-US"/>
-              </w:rPr>
-              <w:t>beq  $4, $2, around</w:t>
+            <w:proofErr w:type="spellStart"/>
+            <w:proofErr w:type="gramStart"/>
+            <w:r>
+              <w:rPr>
+                <w:sz w:val="18"/>
+                <w:szCs w:val="18"/>
+                <w:lang w:val="en-US"/>
+              </w:rPr>
+              <w:t>beq</w:t>
+            </w:r>
+            <w:proofErr w:type="spellEnd"/>
+            <w:r>
+              <w:rPr>
+                <w:sz w:val="18"/>
+                <w:szCs w:val="18"/>
+                <w:lang w:val="en-US"/>
+              </w:rPr>
+              <w:t xml:space="preserve">  $</w:t>
+            </w:r>
+            <w:proofErr w:type="gramEnd"/>
+            <w:r>
+              <w:rPr>
+                <w:sz w:val="18"/>
+                <w:szCs w:val="18"/>
+                <w:lang w:val="en-US"/>
+              </w:rPr>
+              <w:t>4, $2, around</w:t>
             </w:r>
           </w:p>
         </w:tc>
@@ -4293,13 +4977,23 @@
                 <w:lang w:val="en-US"/>
               </w:rPr>
             </w:pPr>
-            <w:r>
-              <w:rPr>
-                <w:sz w:val="18"/>
-                <w:szCs w:val="18"/>
-                <w:lang w:val="en-US"/>
-              </w:rPr>
-              <w:t>If($4 == $2)</w:t>
+            <w:proofErr w:type="gramStart"/>
+            <w:r>
+              <w:rPr>
+                <w:sz w:val="18"/>
+                <w:szCs w:val="18"/>
+                <w:lang w:val="en-US"/>
+              </w:rPr>
+              <w:t>If(</w:t>
+            </w:r>
+            <w:proofErr w:type="gramEnd"/>
+            <w:r>
+              <w:rPr>
+                <w:sz w:val="18"/>
+                <w:szCs w:val="18"/>
+                <w:lang w:val="en-US"/>
+              </w:rPr>
+              <w:t>$4 == $2)</w:t>
             </w:r>
           </w:p>
           <w:p>
@@ -4349,6 +5043,7 @@
                 <w:lang w:val="en-US"/>
               </w:rPr>
             </w:pPr>
+            <w:proofErr w:type="spellStart"/>
             <w:r>
               <w:rPr>
                 <w:sz w:val="18"/>
@@ -4357,6 +5052,7 @@
               </w:rPr>
               <w:t>Aucun</w:t>
             </w:r>
+            <w:proofErr w:type="spellEnd"/>
           </w:p>
         </w:tc>
         <w:tc>
@@ -4487,13 +5183,33 @@
                 <w:lang w:val="en-US"/>
               </w:rPr>
             </w:pPr>
-            <w:r>
-              <w:rPr>
-                <w:sz w:val="18"/>
-                <w:szCs w:val="18"/>
-                <w:lang w:val="en-US"/>
-              </w:rPr>
-              <w:t>sw   $5, 8191($4)</w:t>
+            <w:proofErr w:type="spellStart"/>
+            <w:proofErr w:type="gramStart"/>
+            <w:r>
+              <w:rPr>
+                <w:sz w:val="18"/>
+                <w:szCs w:val="18"/>
+                <w:lang w:val="en-US"/>
+              </w:rPr>
+              <w:t>sw</w:t>
+            </w:r>
+            <w:proofErr w:type="spellEnd"/>
+            <w:r>
+              <w:rPr>
+                <w:sz w:val="18"/>
+                <w:szCs w:val="18"/>
+                <w:lang w:val="en-US"/>
+              </w:rPr>
+              <w:t xml:space="preserve">  </w:t>
+            </w:r>
+            <w:proofErr w:type="gramEnd"/>
+            <w:r>
+              <w:rPr>
+                <w:sz w:val="18"/>
+                <w:szCs w:val="18"/>
+                <w:lang w:val="en-US"/>
+              </w:rPr>
+              <w:t xml:space="preserve"> $5, 8191($4)</w:t>
             </w:r>
           </w:p>
         </w:tc>
@@ -4563,13 +5279,23 @@
                 <w:lang w:val="en-US"/>
               </w:rPr>
             </w:pPr>
-            <w:r>
-              <w:rPr>
-                <w:sz w:val="18"/>
-                <w:szCs w:val="18"/>
-                <w:lang w:val="en-US"/>
-              </w:rPr>
-              <w:t>M[1+8191]=$5</w:t>
+            <w:proofErr w:type="gramStart"/>
+            <w:r>
+              <w:rPr>
+                <w:sz w:val="18"/>
+                <w:szCs w:val="18"/>
+                <w:lang w:val="en-US"/>
+              </w:rPr>
+              <w:t>M[</w:t>
+            </w:r>
+            <w:proofErr w:type="gramEnd"/>
+            <w:r>
+              <w:rPr>
+                <w:sz w:val="18"/>
+                <w:szCs w:val="18"/>
+                <w:lang w:val="en-US"/>
+              </w:rPr>
+              <w:t>1+8191]=$5</w:t>
             </w:r>
           </w:p>
         </w:tc>
@@ -4597,6 +5323,7 @@
                 <w:lang w:val="en-US"/>
               </w:rPr>
             </w:pPr>
+            <w:proofErr w:type="spellStart"/>
             <w:r>
               <w:rPr>
                 <w:sz w:val="18"/>
@@ -4605,6 +5332,7 @@
               </w:rPr>
               <w:t>Aucun</w:t>
             </w:r>
+            <w:proofErr w:type="spellEnd"/>
           </w:p>
         </w:tc>
         <w:tc>
@@ -4735,13 +5463,33 @@
                 <w:lang w:val="en-US"/>
               </w:rPr>
             </w:pPr>
-            <w:r>
-              <w:rPr>
-                <w:sz w:val="18"/>
-                <w:szCs w:val="18"/>
-                <w:lang w:val="en-US"/>
-              </w:rPr>
-              <w:t>slt  $4, $7, $2</w:t>
+            <w:proofErr w:type="spellStart"/>
+            <w:proofErr w:type="gramStart"/>
+            <w:r>
+              <w:rPr>
+                <w:sz w:val="18"/>
+                <w:szCs w:val="18"/>
+                <w:lang w:val="en-US"/>
+              </w:rPr>
+              <w:t>slt</w:t>
+            </w:r>
+            <w:proofErr w:type="spellEnd"/>
+            <w:r>
+              <w:rPr>
+                <w:sz w:val="18"/>
+                <w:szCs w:val="18"/>
+                <w:lang w:val="en-US"/>
+              </w:rPr>
+              <w:t xml:space="preserve">  $</w:t>
+            </w:r>
+            <w:proofErr w:type="gramEnd"/>
+            <w:r>
+              <w:rPr>
+                <w:sz w:val="18"/>
+                <w:szCs w:val="18"/>
+                <w:lang w:val="en-US"/>
+              </w:rPr>
+              <w:t>4, $7, $2</w:t>
             </w:r>
           </w:p>
         </w:tc>
@@ -5217,12 +5965,21 @@
                 <w:lang w:val="en-US"/>
               </w:rPr>
             </w:pPr>
-            <w:r>
-              <w:rPr>
-                <w:sz w:val="20"/>
-                <w:lang w:val="en-US"/>
-              </w:rPr>
-              <w:t xml:space="preserve">addi </w:t>
+            <w:proofErr w:type="spellStart"/>
+            <w:r>
+              <w:rPr>
+                <w:sz w:val="20"/>
+                <w:lang w:val="en-US"/>
+              </w:rPr>
+              <w:t>addi</w:t>
+            </w:r>
+            <w:proofErr w:type="spellEnd"/>
+            <w:r>
+              <w:rPr>
+                <w:sz w:val="20"/>
+                <w:lang w:val="en-US"/>
+              </w:rPr>
+              <w:t xml:space="preserve"> </w:t>
             </w:r>
             <w:r>
               <w:rPr>
@@ -5391,6 +6148,19 @@
               </w:rPr>
               <w:t>11</w:t>
             </w:r>
+          </w:p>
+          <w:p>
+            <w:pPr>
+              <w:keepNext/>
+              <w:autoSpaceDE w:val="0"/>
+              <w:autoSpaceDN w:val="0"/>
+              <w:adjustRightInd w:val="0"/>
+              <w:jc w:val="center"/>
+              <w:rPr>
+                <w:sz w:val="20"/>
+                <w:lang w:val="en-US"/>
+              </w:rPr>
+            </w:pPr>
           </w:p>
         </w:tc>
       </w:tr>
@@ -5680,12 +6450,21 @@
                 <w:lang w:val="en-US"/>
               </w:rPr>
             </w:pPr>
-            <w:r>
-              <w:rPr>
-                <w:sz w:val="20"/>
-                <w:lang w:val="en-US"/>
-              </w:rPr>
-              <w:t xml:space="preserve">lw $2, </w:t>
+            <w:proofErr w:type="spellStart"/>
+            <w:r>
+              <w:rPr>
+                <w:sz w:val="20"/>
+                <w:lang w:val="en-US"/>
+              </w:rPr>
+              <w:t>lw</w:t>
+            </w:r>
+            <w:proofErr w:type="spellEnd"/>
+            <w:r>
+              <w:rPr>
+                <w:sz w:val="20"/>
+                <w:lang w:val="en-US"/>
+              </w:rPr>
+              <w:t xml:space="preserve"> $2, </w:t>
             </w:r>
             <w:r>
               <w:rPr>
@@ -5756,7 +6535,23 @@
                 <w:sz w:val="20"/>
                 <w:lang w:val="en-US"/>
               </w:rPr>
-              <w:t>$2 = M[8180+12]</w:t>
+              <w:t xml:space="preserve">$2 = </w:t>
+            </w:r>
+            <w:proofErr w:type="gramStart"/>
+            <w:r>
+              <w:rPr>
+                <w:sz w:val="20"/>
+                <w:lang w:val="en-US"/>
+              </w:rPr>
+              <w:t>M[</w:t>
+            </w:r>
+            <w:proofErr w:type="gramEnd"/>
+            <w:r>
+              <w:rPr>
+                <w:sz w:val="20"/>
+                <w:lang w:val="en-US"/>
+              </w:rPr>
+              <w:t>8180+12]</w:t>
             </w:r>
           </w:p>
         </w:tc>
@@ -5915,12 +6710,30 @@
                 <w:lang w:val="en-US"/>
               </w:rPr>
             </w:pPr>
-            <w:r>
-              <w:rPr>
-                <w:sz w:val="20"/>
-                <w:lang w:val="en-US"/>
-              </w:rPr>
-              <w:t xml:space="preserve">sw   $7, 8180($4)          </w:t>
+            <w:proofErr w:type="spellStart"/>
+            <w:proofErr w:type="gramStart"/>
+            <w:r>
+              <w:rPr>
+                <w:sz w:val="20"/>
+                <w:lang w:val="en-US"/>
+              </w:rPr>
+              <w:t>sw</w:t>
+            </w:r>
+            <w:proofErr w:type="spellEnd"/>
+            <w:r>
+              <w:rPr>
+                <w:sz w:val="20"/>
+                <w:lang w:val="en-US"/>
+              </w:rPr>
+              <w:t xml:space="preserve">  </w:t>
+            </w:r>
+            <w:proofErr w:type="gramEnd"/>
+            <w:r>
+              <w:rPr>
+                <w:sz w:val="20"/>
+                <w:lang w:val="en-US"/>
+              </w:rPr>
+              <w:t xml:space="preserve"> $7, 8180($4)          </w:t>
             </w:r>
           </w:p>
         </w:tc>
@@ -5979,12 +6792,21 @@
                 <w:lang w:val="en-US"/>
               </w:rPr>
             </w:pPr>
-            <w:r>
-              <w:rPr>
-                <w:sz w:val="20"/>
-                <w:lang w:val="en-US"/>
-              </w:rPr>
-              <w:t>M[8180+12]=$7</w:t>
+            <w:proofErr w:type="gramStart"/>
+            <w:r>
+              <w:rPr>
+                <w:sz w:val="20"/>
+                <w:lang w:val="en-US"/>
+              </w:rPr>
+              <w:t>M[</w:t>
+            </w:r>
+            <w:proofErr w:type="gramEnd"/>
+            <w:r>
+              <w:rPr>
+                <w:sz w:val="20"/>
+                <w:lang w:val="en-US"/>
+              </w:rPr>
+              <w:t>8180+12]=$7</w:t>
             </w:r>
           </w:p>
         </w:tc>
@@ -6011,6 +6833,7 @@
                 <w:lang w:val="en-US"/>
               </w:rPr>
             </w:pPr>
+            <w:proofErr w:type="spellStart"/>
             <w:r>
               <w:rPr>
                 <w:sz w:val="20"/>
@@ -6018,6 +6841,7 @@
               </w:rPr>
               <w:t>Aucun</w:t>
             </w:r>
+            <w:proofErr w:type="spellEnd"/>
           </w:p>
         </w:tc>
         <w:tc>
@@ -6143,12 +6967,21 @@
                 <w:lang w:val="en-US"/>
               </w:rPr>
             </w:pPr>
-            <w:r>
-              <w:rPr>
-                <w:sz w:val="20"/>
-                <w:lang w:val="en-US"/>
-              </w:rPr>
-              <w:t>add  $3, $0, $5</w:t>
+            <w:proofErr w:type="gramStart"/>
+            <w:r>
+              <w:rPr>
+                <w:sz w:val="20"/>
+                <w:lang w:val="en-US"/>
+              </w:rPr>
+              <w:t>add  $</w:t>
+            </w:r>
+            <w:proofErr w:type="gramEnd"/>
+            <w:r>
+              <w:rPr>
+                <w:sz w:val="20"/>
+                <w:lang w:val="en-US"/>
+              </w:rPr>
+              <w:t>3, $0, $5</w:t>
             </w:r>
           </w:p>
         </w:tc>
@@ -6371,12 +7204,30 @@
                 <w:lang w:val="en-US"/>
               </w:rPr>
             </w:pPr>
-            <w:r>
-              <w:rPr>
-                <w:sz w:val="20"/>
-                <w:lang w:val="en-US"/>
-              </w:rPr>
-              <w:t>beq  $5, $3, main</w:t>
+            <w:proofErr w:type="spellStart"/>
+            <w:proofErr w:type="gramStart"/>
+            <w:r>
+              <w:rPr>
+                <w:sz w:val="20"/>
+                <w:lang w:val="en-US"/>
+              </w:rPr>
+              <w:t>beq</w:t>
+            </w:r>
+            <w:proofErr w:type="spellEnd"/>
+            <w:r>
+              <w:rPr>
+                <w:sz w:val="20"/>
+                <w:lang w:val="en-US"/>
+              </w:rPr>
+              <w:t xml:space="preserve">  $</w:t>
+            </w:r>
+            <w:proofErr w:type="gramEnd"/>
+            <w:r>
+              <w:rPr>
+                <w:sz w:val="20"/>
+                <w:lang w:val="en-US"/>
+              </w:rPr>
+              <w:t>5, $3, main</w:t>
             </w:r>
           </w:p>
         </w:tc>
@@ -6435,12 +7286,21 @@
                 <w:lang w:val="en-US"/>
               </w:rPr>
             </w:pPr>
-            <w:r>
-              <w:rPr>
-                <w:sz w:val="20"/>
-                <w:lang w:val="en-US"/>
-              </w:rPr>
-              <w:t>If($5 == $3)</w:t>
+            <w:proofErr w:type="gramStart"/>
+            <w:r>
+              <w:rPr>
+                <w:sz w:val="20"/>
+                <w:lang w:val="en-US"/>
+              </w:rPr>
+              <w:t>If(</w:t>
+            </w:r>
+            <w:proofErr w:type="gramEnd"/>
+            <w:r>
+              <w:rPr>
+                <w:sz w:val="20"/>
+                <w:lang w:val="en-US"/>
+              </w:rPr>
+              <w:t>$5 == $3)</w:t>
             </w:r>
           </w:p>
           <w:p>
@@ -6618,13 +7478,41 @@
                 <w:lang w:val="en-US"/>
               </w:rPr>
             </w:pPr>
-            <w:r>
-              <w:rPr>
-                <w:sz w:val="18"/>
-                <w:szCs w:val="18"/>
-                <w:lang w:val="en-US"/>
-              </w:rPr>
-              <w:t>addi $3,$0,1</w:t>
+            <w:proofErr w:type="spellStart"/>
+            <w:r>
+              <w:rPr>
+                <w:sz w:val="18"/>
+                <w:szCs w:val="18"/>
+                <w:lang w:val="en-US"/>
+              </w:rPr>
+              <w:t>addi</w:t>
+            </w:r>
+            <w:proofErr w:type="spellEnd"/>
+            <w:r>
+              <w:rPr>
+                <w:sz w:val="18"/>
+                <w:szCs w:val="18"/>
+                <w:lang w:val="en-US"/>
+              </w:rPr>
+              <w:t xml:space="preserve"> $</w:t>
+            </w:r>
+            <w:proofErr w:type="gramStart"/>
+            <w:r>
+              <w:rPr>
+                <w:sz w:val="18"/>
+                <w:szCs w:val="18"/>
+                <w:lang w:val="en-US"/>
+              </w:rPr>
+              <w:t>3,$</w:t>
+            </w:r>
+            <w:proofErr w:type="gramEnd"/>
+            <w:r>
+              <w:rPr>
+                <w:sz w:val="18"/>
+                <w:szCs w:val="18"/>
+                <w:lang w:val="en-US"/>
+              </w:rPr>
+              <w:t>0,1</w:t>
             </w:r>
           </w:p>
         </w:tc>
@@ -6846,13 +7734,23 @@
                 <w:lang w:val="en-US"/>
               </w:rPr>
             </w:pPr>
-            <w:r>
-              <w:rPr>
-                <w:sz w:val="18"/>
-                <w:szCs w:val="18"/>
-                <w:lang w:val="en-US"/>
-              </w:rPr>
-              <w:t xml:space="preserve">addi $7, $3, 11         </w:t>
+            <w:proofErr w:type="spellStart"/>
+            <w:r>
+              <w:rPr>
+                <w:sz w:val="18"/>
+                <w:szCs w:val="18"/>
+                <w:lang w:val="en-US"/>
+              </w:rPr>
+              <w:t>addi</w:t>
+            </w:r>
+            <w:proofErr w:type="spellEnd"/>
+            <w:r>
+              <w:rPr>
+                <w:sz w:val="18"/>
+                <w:szCs w:val="18"/>
+                <w:lang w:val="en-US"/>
+              </w:rPr>
+              <w:t xml:space="preserve"> $7, $3, 11         </w:t>
             </w:r>
           </w:p>
         </w:tc>
@@ -7074,12 +7972,21 @@
                 <w:lang w:val="en-US"/>
               </w:rPr>
             </w:pPr>
-            <w:r>
-              <w:rPr>
-                <w:sz w:val="20"/>
-                <w:lang w:val="en-US"/>
-              </w:rPr>
-              <w:t>and  $2, $3, $7</w:t>
+            <w:proofErr w:type="gramStart"/>
+            <w:r>
+              <w:rPr>
+                <w:sz w:val="20"/>
+                <w:lang w:val="en-US"/>
+              </w:rPr>
+              <w:t>and  $</w:t>
+            </w:r>
+            <w:proofErr w:type="gramEnd"/>
+            <w:r>
+              <w:rPr>
+                <w:sz w:val="20"/>
+                <w:lang w:val="en-US"/>
+              </w:rPr>
+              <w:t>2, $3, $7</w:t>
             </w:r>
           </w:p>
         </w:tc>
@@ -7308,12 +8215,21 @@
                 <w:lang w:val="en-US"/>
               </w:rPr>
             </w:pPr>
-            <w:r>
-              <w:rPr>
-                <w:sz w:val="20"/>
-                <w:lang w:val="en-US"/>
-              </w:rPr>
-              <w:t>sw   $7, 8192($2)</w:t>
+            <w:proofErr w:type="spellStart"/>
+            <w:r>
+              <w:rPr>
+                <w:sz w:val="20"/>
+                <w:lang w:val="en-US"/>
+              </w:rPr>
+              <w:t>sw</w:t>
+            </w:r>
+            <w:proofErr w:type="spellEnd"/>
+            <w:r>
+              <w:rPr>
+                <w:sz w:val="20"/>
+                <w:lang w:val="en-US"/>
+              </w:rPr>
+              <w:t xml:space="preserve">   $7, 8192($2)</w:t>
             </w:r>
           </w:p>
         </w:tc>
@@ -7372,12 +8288,21 @@
                 <w:lang w:val="en-US"/>
               </w:rPr>
             </w:pPr>
-            <w:r>
-              <w:rPr>
-                <w:sz w:val="20"/>
-                <w:lang w:val="en-US"/>
-              </w:rPr>
-              <w:t>M[8192+0] = $7</w:t>
+            <w:proofErr w:type="gramStart"/>
+            <w:r>
+              <w:rPr>
+                <w:sz w:val="20"/>
+                <w:lang w:val="en-US"/>
+              </w:rPr>
+              <w:t>M[</w:t>
+            </w:r>
+            <w:proofErr w:type="gramEnd"/>
+            <w:r>
+              <w:rPr>
+                <w:sz w:val="20"/>
+                <w:lang w:val="en-US"/>
+              </w:rPr>
+              <w:t>8192+0] = $7</w:t>
             </w:r>
           </w:p>
         </w:tc>
@@ -7404,6 +8329,7 @@
                 <w:lang w:val="en-US"/>
               </w:rPr>
             </w:pPr>
+            <w:proofErr w:type="spellStart"/>
             <w:r>
               <w:rPr>
                 <w:sz w:val="20"/>
@@ -7411,6 +8337,7 @@
               </w:rPr>
               <w:t>Aucun</w:t>
             </w:r>
+            <w:proofErr w:type="spellEnd"/>
           </w:p>
         </w:tc>
         <w:tc>
@@ -7488,7 +8415,15 @@
         <w:t>*</w:t>
       </w:r>
       <w:r>
-        <w:t xml:space="preserve"> Entrée WriteData de la mémoire de données</w:t>
+        <w:t xml:space="preserve"> Entrée </w:t>
+      </w:r>
+      <w:proofErr w:type="spellStart"/>
+      <w:r>
+        <w:t>WriteData</w:t>
+      </w:r>
+      <w:proofErr w:type="spellEnd"/>
+      <w:r>
+        <w:t xml:space="preserve"> de la mémoire de données</w:t>
       </w:r>
     </w:p>
     <w:p>
@@ -7613,12 +8548,16 @@
       </w:rPr>
       <w:t xml:space="preserve"> </w:t>
     </w:r>
+    <w:proofErr w:type="spellStart"/>
+    <w:proofErr w:type="gramStart"/>
     <w:r>
       <w:rPr>
         <w:b/>
       </w:rPr>
       <w:t>Tessier,Vincent</w:t>
     </w:r>
+    <w:proofErr w:type="spellEnd"/>
+    <w:proofErr w:type="gramEnd"/>
     <w:r>
       <w:rPr>
         <w:b/>
@@ -8542,12 +9481,6 @@
 </file>
 
 <file path=customXml/item2.xml><?xml version="1.0" encoding="utf-8"?>
-<p:properties xmlns:p="http://schemas.microsoft.com/office/2006/metadata/properties" xmlns:xsi="http://www.w3.org/2001/XMLSchema-instance" xmlns:pc="http://schemas.microsoft.com/office/infopath/2007/PartnerControls">
-  <documentManagement/>
-</p:properties>
-</file>
-
-<file path=customXml/item3.xml><?xml version="1.0" encoding="utf-8"?>
 <ct:contentTypeSchema xmlns:ct="http://schemas.microsoft.com/office/2006/metadata/contentType" xmlns:ma="http://schemas.microsoft.com/office/2006/metadata/properties/metaAttributes" ct:_="" ma:_="" ma:contentTypeName="Document" ma:contentTypeID="0x01010045672A7DB4AB514A8C1EC2B9ECEC5DAA" ma:contentTypeVersion="14" ma:contentTypeDescription="Crée un document." ma:contentTypeScope="" ma:versionID="6db0042518eb5c9d9e656b9d2c1498f8">
   <xsd:schema xmlns:xsd="http://www.w3.org/2001/XMLSchema" xmlns:xs="http://www.w3.org/2001/XMLSchema" xmlns:p="http://schemas.microsoft.com/office/2006/metadata/properties" xmlns:ns3="cf96b315-854d-4210-a177-b2db3338eb96" xmlns:ns4="0900422a-c89b-445f-ad64-1a92d7da0bf0" targetNamespace="http://schemas.microsoft.com/office/2006/metadata/properties" ma:root="true" ma:fieldsID="340b9ef10d44b8d7a11c2528af43bf3b" ns3:_="" ns4:_="">
     <xsd:import namespace="cf96b315-854d-4210-a177-b2db3338eb96"/>
@@ -8776,6 +9709,12 @@
 </ct:contentTypeSchema>
 </file>
 
+<file path=customXml/item3.xml><?xml version="1.0" encoding="utf-8"?>
+<p:properties xmlns:p="http://schemas.microsoft.com/office/2006/metadata/properties" xmlns:xsi="http://www.w3.org/2001/XMLSchema-instance" xmlns:pc="http://schemas.microsoft.com/office/infopath/2007/PartnerControls">
+  <documentManagement/>
+</p:properties>
+</file>
+
 <file path=customXml/itemProps1.xml><?xml version="1.0" encoding="utf-8"?>
 <ds:datastoreItem xmlns:ds="http://schemas.openxmlformats.org/officeDocument/2006/customXml" ds:itemID="{2D089B01-17BA-41DF-8235-5DD0AD3A2DE9}">
   <ds:schemaRefs>
@@ -8785,15 +9724,6 @@
 </file>
 
 <file path=customXml/itemProps2.xml><?xml version="1.0" encoding="utf-8"?>
-<ds:datastoreItem xmlns:ds="http://schemas.openxmlformats.org/officeDocument/2006/customXml" ds:itemID="{B7F27F38-4C41-4375-AF19-B8D0CC9FA2E8}">
-  <ds:schemaRefs>
-    <ds:schemaRef ds:uri="http://schemas.microsoft.com/office/2006/metadata/properties"/>
-    <ds:schemaRef ds:uri="http://schemas.microsoft.com/office/infopath/2007/PartnerControls"/>
-  </ds:schemaRefs>
-</ds:datastoreItem>
-</file>
-
-<file path=customXml/itemProps3.xml><?xml version="1.0" encoding="utf-8"?>
 <ds:datastoreItem xmlns:ds="http://schemas.openxmlformats.org/officeDocument/2006/customXml" ds:itemID="{51F49C38-2A98-4376-AA3C-864752648D1A}">
   <ds:schemaRefs>
     <ds:schemaRef ds:uri="http://schemas.microsoft.com/office/2006/metadata/contentType"/>
@@ -8810,4 +9740,13 @@
     <ds:schemaRef ds:uri="http://schemas.microsoft.com/internal/obd"/>
   </ds:schemaRefs>
 </ds:datastoreItem>
+</file>
+
+<file path=customXml/itemProps3.xml><?xml version="1.0" encoding="utf-8"?>
+<ds:datastoreItem xmlns:ds="http://schemas.openxmlformats.org/officeDocument/2006/customXml" ds:itemID="{B7F27F38-4C41-4375-AF19-B8D0CC9FA2E8}">
+  <ds:schemaRefs>
+    <ds:schemaRef ds:uri="http://schemas.microsoft.com/office/2006/metadata/properties"/>
+    <ds:schemaRef ds:uri="http://schemas.microsoft.com/office/infopath/2007/PartnerControls"/>
+  </ds:schemaRefs>
+</ds:datastoreItem>
 </file>